--- a/practice/data/theory/jungol/03_고등/1주차/2026년_1차_고등_숙제_교사용_2019-2025.docx
+++ b/practice/data/theory/jungol/03_고등/1주차/2026년_1차_고등_숙제_교사용_2019-2025.docx
@@ -8498,11 +8498,36 @@
         </w:numPr>
         <w:ind w:leftChars="0"/>
         <w:rPr>
-          <w:rFonts w:ascii="Consolas" w:eastAsiaTheme="minorHAnsi" w:hAnsi="Consolas" w:cs="Consolas"/>
-          <w:sz w:val="24"/>
-          <w:szCs w:val="24"/>
-        </w:rPr>
-      </w:pPr>
+          <w:rFonts w:ascii="Consolas" w:eastAsiaTheme="minorHAnsi" w:hAnsi="Consolas" w:cs="Consolas" w:hint="eastAsia"/>
+          <w:sz w:val="24"/>
+          <w:szCs w:val="24"/>
+        </w:rPr>
+      </w:pPr>
+      <w:r>
+        <w:rPr>
+          <w:rFonts w:ascii="Consolas" w:eastAsiaTheme="minorHAnsi" w:hAnsi="Consolas" w:cs="Consolas" w:hint="eastAsia"/>
+          <w:sz w:val="24"/>
+          <w:szCs w:val="24"/>
+        </w:rPr>
+        <w:lastRenderedPageBreak/>
+        <w:t>19</w:t>
+      </w:r>
+      <w:r>
+        <w:rPr>
+          <w:rFonts w:ascii="Consolas" w:eastAsiaTheme="minorHAnsi" w:hAnsi="Consolas" w:cs="Consolas" w:hint="eastAsia"/>
+          <w:sz w:val="24"/>
+          <w:szCs w:val="24"/>
+        </w:rPr>
+        <w:t>단의</w:t>
+      </w:r>
+      <w:r>
+        <w:rPr>
+          <w:rFonts w:ascii="Consolas" w:eastAsiaTheme="minorHAnsi" w:hAnsi="Consolas" w:cs="Consolas" w:hint="eastAsia"/>
+          <w:sz w:val="24"/>
+          <w:szCs w:val="24"/>
+        </w:rPr>
+        <w:t xml:space="preserve"> </w:t>
+      </w:r>
       <w:proofErr w:type="spellStart"/>
       <w:r>
         <w:rPr>
@@ -8510,8 +8535,7 @@
           <w:sz w:val="24"/>
           <w:szCs w:val="24"/>
         </w:rPr>
-        <w:lastRenderedPageBreak/>
-        <w:t>두개씩곱하기</w:t>
+        <w:t>자리수</w:t>
       </w:r>
       <w:proofErr w:type="spellEnd"/>
       <w:r>
@@ -8520,7 +8544,23 @@
           <w:sz w:val="24"/>
           <w:szCs w:val="24"/>
         </w:rPr>
-        <w:t>(4</w:t>
+        <w:t xml:space="preserve"> </w:t>
+      </w:r>
+      <w:r>
+        <w:rPr>
+          <w:rFonts w:ascii="Consolas" w:eastAsiaTheme="minorHAnsi" w:hAnsi="Consolas" w:cs="Consolas" w:hint="eastAsia"/>
+          <w:sz w:val="24"/>
+          <w:szCs w:val="24"/>
+        </w:rPr>
+        <w:t>(</w:t>
+      </w:r>
+      <w:r>
+        <w:rPr>
+          <w:rFonts w:ascii="Consolas" w:eastAsiaTheme="minorHAnsi" w:hAnsi="Consolas" w:cs="Consolas"/>
+          <w:sz w:val="24"/>
+          <w:szCs w:val="24"/>
+        </w:rPr>
+        <w:t>9</w:t>
       </w:r>
       <w:r>
         <w:rPr>
@@ -8542,20 +8582,468 @@
     <w:p>
       <w:pPr>
         <w:pStyle w:val="a7"/>
-        <w:ind w:leftChars="0" w:left="400"/>
-        <w:rPr>
-          <w:rFonts w:ascii="Consolas" w:eastAsiaTheme="minorHAnsi" w:hAnsi="Consolas" w:cs="Consolas"/>
-          <w:sz w:val="24"/>
-          <w:szCs w:val="24"/>
-        </w:rPr>
-      </w:pPr>
-      <w:r>
-        <w:rPr>
-          <w:rFonts w:ascii="Consolas" w:eastAsiaTheme="minorHAnsi" w:hAnsi="Consolas" w:cs="Consolas" w:hint="eastAsia"/>
-          <w:sz w:val="24"/>
-          <w:szCs w:val="24"/>
-        </w:rPr>
-        <w:t>6</w:t>
+        <w:ind w:leftChars="200" w:left="440"/>
+        <w:rPr>
+          <w:rFonts w:ascii="Consolas" w:eastAsiaTheme="minorHAnsi" w:hAnsi="Consolas" w:cs="Consolas" w:hint="eastAsia"/>
+          <w:sz w:val="24"/>
+          <w:szCs w:val="24"/>
+        </w:rPr>
+      </w:pPr>
+      <w:r>
+        <w:rPr>
+          <w:rFonts w:ascii="Consolas" w:eastAsiaTheme="minorHAnsi" w:hAnsi="Consolas" w:cs="Consolas" w:hint="eastAsia"/>
+          <w:sz w:val="24"/>
+          <w:szCs w:val="24"/>
+        </w:rPr>
+        <w:t>19</w:t>
+      </w:r>
+      <w:r>
+        <w:rPr>
+          <w:rFonts w:ascii="Consolas" w:eastAsiaTheme="minorHAnsi" w:hAnsi="Consolas" w:cs="Consolas" w:hint="eastAsia"/>
+          <w:sz w:val="24"/>
+          <w:szCs w:val="24"/>
+        </w:rPr>
+        <w:t>단표는</w:t>
+      </w:r>
+      <w:r>
+        <w:rPr>
+          <w:rFonts w:ascii="Consolas" w:eastAsiaTheme="minorHAnsi" w:hAnsi="Consolas" w:cs="Consolas" w:hint="eastAsia"/>
+          <w:sz w:val="24"/>
+          <w:szCs w:val="24"/>
+        </w:rPr>
+        <w:t xml:space="preserve"> </w:t>
+      </w:r>
+      <w:r>
+        <w:rPr>
+          <w:rFonts w:ascii="Consolas" w:eastAsiaTheme="minorHAnsi" w:hAnsi="Consolas" w:cs="Consolas" w:hint="eastAsia"/>
+          <w:sz w:val="24"/>
+          <w:szCs w:val="24"/>
+        </w:rPr>
+        <w:t>행</w:t>
+      </w:r>
+      <w:r>
+        <w:rPr>
+          <w:rFonts w:ascii="Consolas" w:eastAsiaTheme="minorHAnsi" w:hAnsi="Consolas" w:cs="Consolas" w:hint="eastAsia"/>
+          <w:sz w:val="24"/>
+          <w:szCs w:val="24"/>
+        </w:rPr>
+        <w:t>(</w:t>
+      </w:r>
+      <w:r>
+        <w:rPr>
+          <w:rFonts w:ascii="Consolas" w:eastAsiaTheme="minorHAnsi" w:hAnsi="Consolas" w:cs="Consolas" w:hint="eastAsia"/>
+          <w:sz w:val="24"/>
+          <w:szCs w:val="24"/>
+        </w:rPr>
+        <w:t>가로줄</w:t>
+      </w:r>
+      <w:r>
+        <w:rPr>
+          <w:rFonts w:ascii="Consolas" w:eastAsiaTheme="minorHAnsi" w:hAnsi="Consolas" w:cs="Consolas" w:hint="eastAsia"/>
+          <w:sz w:val="24"/>
+          <w:szCs w:val="24"/>
+        </w:rPr>
+        <w:t>)</w:t>
+      </w:r>
+      <w:r>
+        <w:rPr>
+          <w:rFonts w:ascii="Consolas" w:eastAsiaTheme="minorHAnsi" w:hAnsi="Consolas" w:cs="Consolas" w:hint="eastAsia"/>
+          <w:sz w:val="24"/>
+          <w:szCs w:val="24"/>
+        </w:rPr>
+        <w:t>이</w:t>
+      </w:r>
+      <w:r>
+        <w:rPr>
+          <w:rFonts w:ascii="Consolas" w:eastAsiaTheme="minorHAnsi" w:hAnsi="Consolas" w:cs="Consolas" w:hint="eastAsia"/>
+          <w:sz w:val="24"/>
+          <w:szCs w:val="24"/>
+        </w:rPr>
+        <w:t xml:space="preserve"> 19</w:t>
+      </w:r>
+      <w:r>
+        <w:rPr>
+          <w:rFonts w:ascii="Consolas" w:eastAsiaTheme="minorHAnsi" w:hAnsi="Consolas" w:cs="Consolas" w:hint="eastAsia"/>
+          <w:sz w:val="24"/>
+          <w:szCs w:val="24"/>
+        </w:rPr>
+        <w:t>개</w:t>
+      </w:r>
+      <w:r>
+        <w:rPr>
+          <w:rFonts w:ascii="Consolas" w:eastAsiaTheme="minorHAnsi" w:hAnsi="Consolas" w:cs="Consolas" w:hint="eastAsia"/>
+          <w:sz w:val="24"/>
+          <w:szCs w:val="24"/>
+        </w:rPr>
+        <w:t xml:space="preserve">, </w:t>
+      </w:r>
+      <w:r>
+        <w:rPr>
+          <w:rFonts w:ascii="Consolas" w:eastAsiaTheme="minorHAnsi" w:hAnsi="Consolas" w:cs="Consolas" w:hint="eastAsia"/>
+          <w:sz w:val="24"/>
+          <w:szCs w:val="24"/>
+        </w:rPr>
+        <w:t>열</w:t>
+      </w:r>
+      <w:r>
+        <w:rPr>
+          <w:rFonts w:ascii="Consolas" w:eastAsiaTheme="minorHAnsi" w:hAnsi="Consolas" w:cs="Consolas" w:hint="eastAsia"/>
+          <w:sz w:val="24"/>
+          <w:szCs w:val="24"/>
+        </w:rPr>
+        <w:t>(</w:t>
+      </w:r>
+      <w:r>
+        <w:rPr>
+          <w:rFonts w:ascii="Consolas" w:eastAsiaTheme="minorHAnsi" w:hAnsi="Consolas" w:cs="Consolas" w:hint="eastAsia"/>
+          <w:sz w:val="24"/>
+          <w:szCs w:val="24"/>
+        </w:rPr>
+        <w:t>세로줄</w:t>
+      </w:r>
+      <w:r>
+        <w:rPr>
+          <w:rFonts w:ascii="Consolas" w:eastAsiaTheme="minorHAnsi" w:hAnsi="Consolas" w:cs="Consolas" w:hint="eastAsia"/>
+          <w:sz w:val="24"/>
+          <w:szCs w:val="24"/>
+        </w:rPr>
+        <w:t>)</w:t>
+      </w:r>
+      <w:r>
+        <w:rPr>
+          <w:rFonts w:ascii="Consolas" w:eastAsiaTheme="minorHAnsi" w:hAnsi="Consolas" w:cs="Consolas" w:hint="eastAsia"/>
+          <w:sz w:val="24"/>
+          <w:szCs w:val="24"/>
+        </w:rPr>
+        <w:t>이</w:t>
+      </w:r>
+      <w:r>
+        <w:rPr>
+          <w:rFonts w:ascii="Consolas" w:eastAsiaTheme="minorHAnsi" w:hAnsi="Consolas" w:cs="Consolas" w:hint="eastAsia"/>
+          <w:sz w:val="24"/>
+          <w:szCs w:val="24"/>
+        </w:rPr>
+        <w:t xml:space="preserve"> 19</w:t>
+      </w:r>
+      <w:r>
+        <w:rPr>
+          <w:rFonts w:ascii="Consolas" w:eastAsiaTheme="minorHAnsi" w:hAnsi="Consolas" w:cs="Consolas" w:hint="eastAsia"/>
+          <w:sz w:val="24"/>
+          <w:szCs w:val="24"/>
+        </w:rPr>
+        <w:t>개인</w:t>
+      </w:r>
+      <w:r>
+        <w:rPr>
+          <w:rFonts w:ascii="Consolas" w:eastAsiaTheme="minorHAnsi" w:hAnsi="Consolas" w:cs="Consolas" w:hint="eastAsia"/>
+          <w:sz w:val="24"/>
+          <w:szCs w:val="24"/>
+        </w:rPr>
+        <w:t xml:space="preserve"> </w:t>
+      </w:r>
+      <w:r>
+        <w:rPr>
+          <w:rFonts w:ascii="Consolas" w:eastAsiaTheme="minorHAnsi" w:hAnsi="Consolas" w:cs="Consolas" w:hint="eastAsia"/>
+          <w:sz w:val="24"/>
+          <w:szCs w:val="24"/>
+        </w:rPr>
+        <w:t>표로</w:t>
+      </w:r>
+      <w:r>
+        <w:rPr>
+          <w:rFonts w:ascii="Consolas" w:eastAsiaTheme="minorHAnsi" w:hAnsi="Consolas" w:cs="Consolas" w:hint="eastAsia"/>
+          <w:sz w:val="24"/>
+          <w:szCs w:val="24"/>
+        </w:rPr>
+        <w:t xml:space="preserve">, 1 </w:t>
+      </w:r>
+      <w:r>
+        <w:rPr>
+          <w:rFonts w:ascii="Consolas" w:eastAsiaTheme="minorHAnsi" w:hAnsi="Consolas" w:cs="Consolas" w:hint="eastAsia"/>
+          <w:sz w:val="24"/>
+          <w:szCs w:val="24"/>
+        </w:rPr>
+        <w:t>이상</w:t>
+      </w:r>
+      <w:r>
+        <w:rPr>
+          <w:rFonts w:ascii="Consolas" w:eastAsiaTheme="minorHAnsi" w:hAnsi="Consolas" w:cs="Consolas" w:hint="eastAsia"/>
+          <w:sz w:val="24"/>
+          <w:szCs w:val="24"/>
+        </w:rPr>
+        <w:t xml:space="preserve"> 19 </w:t>
+      </w:r>
+      <w:r>
+        <w:rPr>
+          <w:rFonts w:ascii="Consolas" w:eastAsiaTheme="minorHAnsi" w:hAnsi="Consolas" w:cs="Consolas" w:hint="eastAsia"/>
+          <w:sz w:val="24"/>
+          <w:szCs w:val="24"/>
+        </w:rPr>
+        <w:t>이하의</w:t>
+      </w:r>
+      <w:r>
+        <w:rPr>
+          <w:rFonts w:ascii="Consolas" w:eastAsiaTheme="minorHAnsi" w:hAnsi="Consolas" w:cs="Consolas" w:hint="eastAsia"/>
+          <w:sz w:val="24"/>
+          <w:szCs w:val="24"/>
+        </w:rPr>
+        <w:t xml:space="preserve"> </w:t>
+      </w:r>
+      <w:r>
+        <w:rPr>
+          <w:rFonts w:ascii="Consolas" w:eastAsiaTheme="minorHAnsi" w:hAnsi="Consolas" w:cs="Consolas" w:hint="eastAsia"/>
+          <w:sz w:val="24"/>
+          <w:szCs w:val="24"/>
+        </w:rPr>
+        <w:t>각</w:t>
+      </w:r>
+      <w:r>
+        <w:rPr>
+          <w:rFonts w:ascii="Consolas" w:eastAsiaTheme="minorHAnsi" w:hAnsi="Consolas" w:cs="Consolas" w:hint="eastAsia"/>
+          <w:sz w:val="24"/>
+          <w:szCs w:val="24"/>
+        </w:rPr>
+        <w:t xml:space="preserve"> </w:t>
+      </w:r>
+      <w:r>
+        <w:rPr>
+          <w:rFonts w:ascii="Consolas" w:eastAsiaTheme="minorHAnsi" w:hAnsi="Consolas" w:cs="Consolas" w:hint="eastAsia"/>
+          <w:sz w:val="24"/>
+          <w:szCs w:val="24"/>
+        </w:rPr>
+        <w:t>정수</w:t>
+      </w:r>
+      <w:r>
+        <w:rPr>
+          <w:rFonts w:ascii="Consolas" w:eastAsiaTheme="minorHAnsi" w:hAnsi="Consolas" w:cs="Consolas" w:hint="eastAsia"/>
+          <w:sz w:val="24"/>
+          <w:szCs w:val="24"/>
+        </w:rPr>
+        <w:t xml:space="preserve"> x, y</w:t>
+      </w:r>
+      <w:r>
+        <w:rPr>
+          <w:rFonts w:ascii="Consolas" w:eastAsiaTheme="minorHAnsi" w:hAnsi="Consolas" w:cs="Consolas" w:hint="eastAsia"/>
+          <w:sz w:val="24"/>
+          <w:szCs w:val="24"/>
+        </w:rPr>
+        <w:t>에</w:t>
+      </w:r>
+      <w:r>
+        <w:rPr>
+          <w:rFonts w:ascii="Consolas" w:eastAsiaTheme="minorHAnsi" w:hAnsi="Consolas" w:cs="Consolas" w:hint="eastAsia"/>
+          <w:sz w:val="24"/>
+          <w:szCs w:val="24"/>
+        </w:rPr>
+        <w:t xml:space="preserve"> </w:t>
+      </w:r>
+      <w:r>
+        <w:rPr>
+          <w:rFonts w:ascii="Consolas" w:eastAsiaTheme="minorHAnsi" w:hAnsi="Consolas" w:cs="Consolas" w:hint="eastAsia"/>
+          <w:sz w:val="24"/>
+          <w:szCs w:val="24"/>
+        </w:rPr>
+        <w:t>대해</w:t>
+      </w:r>
+      <w:r>
+        <w:rPr>
+          <w:rFonts w:ascii="Consolas" w:eastAsiaTheme="minorHAnsi" w:hAnsi="Consolas" w:cs="Consolas" w:hint="eastAsia"/>
+          <w:sz w:val="24"/>
+          <w:szCs w:val="24"/>
+        </w:rPr>
+        <w:t>, x</w:t>
+      </w:r>
+      <w:r>
+        <w:rPr>
+          <w:rFonts w:ascii="Consolas" w:eastAsiaTheme="minorHAnsi" w:hAnsi="Consolas" w:cs="Consolas" w:hint="eastAsia"/>
+          <w:sz w:val="24"/>
+          <w:szCs w:val="24"/>
+        </w:rPr>
+        <w:t>번째</w:t>
+      </w:r>
+      <w:r>
+        <w:rPr>
+          <w:rFonts w:ascii="Consolas" w:eastAsiaTheme="minorHAnsi" w:hAnsi="Consolas" w:cs="Consolas" w:hint="eastAsia"/>
+          <w:sz w:val="24"/>
+          <w:szCs w:val="24"/>
+        </w:rPr>
+        <w:t xml:space="preserve"> </w:t>
+      </w:r>
+      <w:r>
+        <w:rPr>
+          <w:rFonts w:ascii="Consolas" w:eastAsiaTheme="minorHAnsi" w:hAnsi="Consolas" w:cs="Consolas" w:hint="eastAsia"/>
+          <w:sz w:val="24"/>
+          <w:szCs w:val="24"/>
+        </w:rPr>
+        <w:t>줄의</w:t>
+      </w:r>
+      <w:r>
+        <w:rPr>
+          <w:rFonts w:ascii="Consolas" w:eastAsiaTheme="minorHAnsi" w:hAnsi="Consolas" w:cs="Consolas" w:hint="eastAsia"/>
+          <w:sz w:val="24"/>
+          <w:szCs w:val="24"/>
+        </w:rPr>
+        <w:t xml:space="preserve"> y</w:t>
+      </w:r>
+      <w:r>
+        <w:rPr>
+          <w:rFonts w:ascii="Consolas" w:eastAsiaTheme="minorHAnsi" w:hAnsi="Consolas" w:cs="Consolas" w:hint="eastAsia"/>
+          <w:sz w:val="24"/>
+          <w:szCs w:val="24"/>
+        </w:rPr>
+        <w:t>번째</w:t>
+      </w:r>
+      <w:r>
+        <w:rPr>
+          <w:rFonts w:ascii="Consolas" w:eastAsiaTheme="minorHAnsi" w:hAnsi="Consolas" w:cs="Consolas" w:hint="eastAsia"/>
+          <w:sz w:val="24"/>
+          <w:szCs w:val="24"/>
+        </w:rPr>
+        <w:t xml:space="preserve"> </w:t>
+      </w:r>
+      <w:r>
+        <w:rPr>
+          <w:rFonts w:ascii="Consolas" w:eastAsiaTheme="minorHAnsi" w:hAnsi="Consolas" w:cs="Consolas" w:hint="eastAsia"/>
+          <w:sz w:val="24"/>
+          <w:szCs w:val="24"/>
+        </w:rPr>
+        <w:t>칸에는</w:t>
+      </w:r>
+      <w:r>
+        <w:rPr>
+          <w:rFonts w:ascii="Consolas" w:eastAsiaTheme="minorHAnsi" w:hAnsi="Consolas" w:cs="Consolas" w:hint="eastAsia"/>
+          <w:sz w:val="24"/>
+          <w:szCs w:val="24"/>
+        </w:rPr>
+        <w:t xml:space="preserve"> x</w:t>
+      </w:r>
+      <w:r>
+        <w:rPr>
+          <w:rFonts w:ascii="Consolas" w:eastAsiaTheme="minorHAnsi" w:hAnsi="Consolas" w:cs="Consolas" w:hint="eastAsia"/>
+          <w:sz w:val="24"/>
+          <w:szCs w:val="24"/>
+        </w:rPr>
+        <w:t>×</w:t>
+      </w:r>
+      <w:r>
+        <w:rPr>
+          <w:rFonts w:ascii="Consolas" w:eastAsiaTheme="minorHAnsi" w:hAnsi="Consolas" w:cs="Consolas" w:hint="eastAsia"/>
+          <w:sz w:val="24"/>
+          <w:szCs w:val="24"/>
+        </w:rPr>
+        <w:t>y</w:t>
+      </w:r>
+      <w:r>
+        <w:rPr>
+          <w:rFonts w:ascii="Consolas" w:eastAsiaTheme="minorHAnsi" w:hAnsi="Consolas" w:cs="Consolas" w:hint="eastAsia"/>
+          <w:sz w:val="24"/>
+          <w:szCs w:val="24"/>
+        </w:rPr>
+        <w:t>의</w:t>
+      </w:r>
+      <w:r>
+        <w:rPr>
+          <w:rFonts w:ascii="Consolas" w:eastAsiaTheme="minorHAnsi" w:hAnsi="Consolas" w:cs="Consolas" w:hint="eastAsia"/>
+          <w:sz w:val="24"/>
+          <w:szCs w:val="24"/>
+        </w:rPr>
+        <w:t xml:space="preserve"> </w:t>
+      </w:r>
+      <w:r>
+        <w:rPr>
+          <w:rFonts w:ascii="Consolas" w:eastAsiaTheme="minorHAnsi" w:hAnsi="Consolas" w:cs="Consolas" w:hint="eastAsia"/>
+          <w:sz w:val="24"/>
+          <w:szCs w:val="24"/>
+        </w:rPr>
+        <w:t>값이</w:t>
+      </w:r>
+      <w:r>
+        <w:rPr>
+          <w:rFonts w:ascii="Consolas" w:eastAsiaTheme="minorHAnsi" w:hAnsi="Consolas" w:cs="Consolas" w:hint="eastAsia"/>
+          <w:sz w:val="24"/>
+          <w:szCs w:val="24"/>
+        </w:rPr>
+        <w:t xml:space="preserve"> </w:t>
+      </w:r>
+      <w:r>
+        <w:rPr>
+          <w:rFonts w:ascii="Consolas" w:eastAsiaTheme="minorHAnsi" w:hAnsi="Consolas" w:cs="Consolas" w:hint="eastAsia"/>
+          <w:sz w:val="24"/>
+          <w:szCs w:val="24"/>
+        </w:rPr>
+        <w:t>적혀</w:t>
+      </w:r>
+      <w:r>
+        <w:rPr>
+          <w:rFonts w:ascii="Consolas" w:eastAsiaTheme="minorHAnsi" w:hAnsi="Consolas" w:cs="Consolas" w:hint="eastAsia"/>
+          <w:sz w:val="24"/>
+          <w:szCs w:val="24"/>
+        </w:rPr>
+        <w:t xml:space="preserve"> </w:t>
+      </w:r>
+      <w:r>
+        <w:rPr>
+          <w:rFonts w:ascii="Consolas" w:eastAsiaTheme="minorHAnsi" w:hAnsi="Consolas" w:cs="Consolas" w:hint="eastAsia"/>
+          <w:sz w:val="24"/>
+          <w:szCs w:val="24"/>
+        </w:rPr>
+        <w:t>있다</w:t>
+      </w:r>
+      <w:r>
+        <w:rPr>
+          <w:rFonts w:ascii="Consolas" w:eastAsiaTheme="minorHAnsi" w:hAnsi="Consolas" w:cs="Consolas" w:hint="eastAsia"/>
+          <w:sz w:val="24"/>
+          <w:szCs w:val="24"/>
+        </w:rPr>
+        <w:t xml:space="preserve">. </w:t>
+      </w:r>
+      <w:r>
+        <w:rPr>
+          <w:rFonts w:ascii="Consolas" w:eastAsiaTheme="minorHAnsi" w:hAnsi="Consolas" w:cs="Consolas" w:hint="eastAsia"/>
+          <w:sz w:val="24"/>
+          <w:szCs w:val="24"/>
+        </w:rPr>
+        <w:t>즉</w:t>
+      </w:r>
+      <w:r>
+        <w:rPr>
+          <w:rFonts w:ascii="Consolas" w:eastAsiaTheme="minorHAnsi" w:hAnsi="Consolas" w:cs="Consolas" w:hint="eastAsia"/>
+          <w:sz w:val="24"/>
+          <w:szCs w:val="24"/>
+        </w:rPr>
+        <w:t>, 19</w:t>
+      </w:r>
+      <w:r>
+        <w:rPr>
+          <w:rFonts w:ascii="Consolas" w:eastAsiaTheme="minorHAnsi" w:hAnsi="Consolas" w:cs="Consolas" w:hint="eastAsia"/>
+          <w:sz w:val="24"/>
+          <w:szCs w:val="24"/>
+        </w:rPr>
+        <w:t>단표에는</w:t>
+      </w:r>
+      <w:r>
+        <w:rPr>
+          <w:rFonts w:ascii="Consolas" w:eastAsiaTheme="minorHAnsi" w:hAnsi="Consolas" w:cs="Consolas" w:hint="eastAsia"/>
+          <w:sz w:val="24"/>
+          <w:szCs w:val="24"/>
+        </w:rPr>
+        <w:t xml:space="preserve"> 19</w:t>
+      </w:r>
+      <w:r>
+        <w:rPr>
+          <w:rFonts w:ascii="Consolas" w:eastAsiaTheme="minorHAnsi" w:hAnsi="Consolas" w:cs="Consolas" w:hint="eastAsia"/>
+          <w:sz w:val="24"/>
+          <w:szCs w:val="24"/>
+        </w:rPr>
+        <w:t>×</w:t>
+      </w:r>
+      <w:r>
+        <w:rPr>
+          <w:rFonts w:ascii="Consolas" w:eastAsiaTheme="minorHAnsi" w:hAnsi="Consolas" w:cs="Consolas" w:hint="eastAsia"/>
+          <w:sz w:val="24"/>
+          <w:szCs w:val="24"/>
+        </w:rPr>
+        <w:t>19 = 361</w:t>
       </w:r>
       <w:r>
         <w:rPr>
@@ -8579,47 +9067,55 @@
           <w:sz w:val="24"/>
           <w:szCs w:val="24"/>
         </w:rPr>
-        <w:t>수</w:t>
-      </w:r>
-      <w:r>
-        <w:rPr>
-          <w:rFonts w:ascii="Consolas" w:eastAsiaTheme="minorHAnsi" w:hAnsi="Consolas" w:cs="Consolas" w:hint="eastAsia"/>
-          <w:sz w:val="24"/>
-          <w:szCs w:val="24"/>
-        </w:rPr>
-        <w:t xml:space="preserve"> </w:t>
-      </w:r>
-      <w:r>
-        <w:rPr>
-          <w:rFonts w:ascii="Consolas" w:eastAsiaTheme="minorHAnsi" w:hAnsi="Consolas" w:cs="Consolas" w:hint="eastAsia"/>
-          <w:sz w:val="24"/>
-          <w:szCs w:val="24"/>
-        </w:rPr>
-        <w:t>1, 2, 3, 4, 5, 6</w:t>
-      </w:r>
-      <w:r>
-        <w:rPr>
-          <w:rFonts w:ascii="Consolas" w:eastAsiaTheme="minorHAnsi" w:hAnsi="Consolas" w:cs="Consolas" w:hint="eastAsia"/>
-          <w:sz w:val="24"/>
-          <w:szCs w:val="24"/>
-        </w:rPr>
-        <w:t>이</w:t>
-      </w:r>
-      <w:r>
-        <w:rPr>
-          <w:rFonts w:ascii="Consolas" w:eastAsiaTheme="minorHAnsi" w:hAnsi="Consolas" w:cs="Consolas" w:hint="eastAsia"/>
-          <w:sz w:val="24"/>
-          <w:szCs w:val="24"/>
-        </w:rPr>
-        <w:t xml:space="preserve"> </w:t>
-      </w:r>
-      <w:r>
-        <w:rPr>
-          <w:rFonts w:ascii="Consolas" w:eastAsiaTheme="minorHAnsi" w:hAnsi="Consolas" w:cs="Consolas" w:hint="eastAsia"/>
-          <w:sz w:val="24"/>
-          <w:szCs w:val="24"/>
-        </w:rPr>
-        <w:t>있다</w:t>
+        <w:t>자연수가</w:t>
+      </w:r>
+      <w:r>
+        <w:rPr>
+          <w:rFonts w:ascii="Consolas" w:eastAsiaTheme="minorHAnsi" w:hAnsi="Consolas" w:cs="Consolas" w:hint="eastAsia"/>
+          <w:sz w:val="24"/>
+          <w:szCs w:val="24"/>
+        </w:rPr>
+        <w:t xml:space="preserve"> </w:t>
+      </w:r>
+      <w:r>
+        <w:rPr>
+          <w:rFonts w:ascii="Consolas" w:eastAsiaTheme="minorHAnsi" w:hAnsi="Consolas" w:cs="Consolas" w:hint="eastAsia"/>
+          <w:sz w:val="24"/>
+          <w:szCs w:val="24"/>
+        </w:rPr>
+        <w:t>적혀</w:t>
+      </w:r>
+      <w:r>
+        <w:rPr>
+          <w:rFonts w:ascii="Consolas" w:eastAsiaTheme="minorHAnsi" w:hAnsi="Consolas" w:cs="Consolas" w:hint="eastAsia"/>
+          <w:sz w:val="24"/>
+          <w:szCs w:val="24"/>
+        </w:rPr>
+        <w:t xml:space="preserve"> </w:t>
+      </w:r>
+      <w:r>
+        <w:rPr>
+          <w:rFonts w:ascii="Consolas" w:eastAsiaTheme="minorHAnsi" w:hAnsi="Consolas" w:cs="Consolas" w:hint="eastAsia"/>
+          <w:sz w:val="24"/>
+          <w:szCs w:val="24"/>
+        </w:rPr>
+        <w:t>있는</w:t>
+      </w:r>
+      <w:r>
+        <w:rPr>
+          <w:rFonts w:ascii="Consolas" w:eastAsiaTheme="minorHAnsi" w:hAnsi="Consolas" w:cs="Consolas" w:hint="eastAsia"/>
+          <w:sz w:val="24"/>
+          <w:szCs w:val="24"/>
+        </w:rPr>
+        <w:t xml:space="preserve"> </w:t>
+      </w:r>
+      <w:r>
+        <w:rPr>
+          <w:rFonts w:ascii="Consolas" w:eastAsiaTheme="minorHAnsi" w:hAnsi="Consolas" w:cs="Consolas" w:hint="eastAsia"/>
+          <w:sz w:val="24"/>
+          <w:szCs w:val="24"/>
+        </w:rPr>
+        <w:t>것이다</w:t>
       </w:r>
       <w:r>
         <w:rPr>
@@ -8633,20 +9129,60 @@
     <w:p>
       <w:pPr>
         <w:pStyle w:val="a7"/>
-        <w:ind w:leftChars="0" w:left="400"/>
-        <w:rPr>
-          <w:rFonts w:ascii="Consolas" w:eastAsiaTheme="minorHAnsi" w:hAnsi="Consolas" w:cs="맑은 고딕"/>
-          <w:sz w:val="24"/>
-          <w:szCs w:val="24"/>
-        </w:rPr>
-      </w:pPr>
-      <w:r>
-        <w:rPr>
-          <w:rFonts w:ascii="Consolas" w:eastAsiaTheme="minorHAnsi" w:hAnsi="Consolas" w:cs="Consolas" w:hint="eastAsia"/>
-          <w:sz w:val="24"/>
-          <w:szCs w:val="24"/>
-        </w:rPr>
-        <w:t>이들</w:t>
+        <w:ind w:leftChars="200" w:left="440"/>
+        <w:rPr>
+          <w:rFonts w:ascii="Consolas" w:eastAsiaTheme="minorHAnsi" w:hAnsi="Consolas" w:cs="Consolas"/>
+          <w:sz w:val="24"/>
+          <w:szCs w:val="24"/>
+        </w:rPr>
+      </w:pPr>
+      <w:r>
+        <w:rPr>
+          <w:rFonts w:ascii="Consolas" w:eastAsiaTheme="minorHAnsi" w:hAnsi="Consolas" w:cs="Consolas" w:hint="eastAsia"/>
+          <w:sz w:val="24"/>
+          <w:szCs w:val="24"/>
+        </w:rPr>
+        <w:t>19</w:t>
+      </w:r>
+      <w:r>
+        <w:rPr>
+          <w:rFonts w:ascii="Consolas" w:eastAsiaTheme="minorHAnsi" w:hAnsi="Consolas" w:cs="Consolas" w:hint="eastAsia"/>
+          <w:sz w:val="24"/>
+          <w:szCs w:val="24"/>
+        </w:rPr>
+        <w:t>단표에</w:t>
+      </w:r>
+      <w:r>
+        <w:rPr>
+          <w:rFonts w:ascii="Consolas" w:eastAsiaTheme="minorHAnsi" w:hAnsi="Consolas" w:cs="Consolas" w:hint="eastAsia"/>
+          <w:sz w:val="24"/>
+          <w:szCs w:val="24"/>
+        </w:rPr>
+        <w:t xml:space="preserve"> </w:t>
+      </w:r>
+      <w:r>
+        <w:rPr>
+          <w:rFonts w:ascii="Consolas" w:eastAsiaTheme="minorHAnsi" w:hAnsi="Consolas" w:cs="Consolas" w:hint="eastAsia"/>
+          <w:sz w:val="24"/>
+          <w:szCs w:val="24"/>
+        </w:rPr>
+        <w:t>있는</w:t>
+      </w:r>
+      <w:r>
+        <w:rPr>
+          <w:rFonts w:ascii="Consolas" w:eastAsiaTheme="minorHAnsi" w:hAnsi="Consolas" w:cs="Consolas" w:hint="eastAsia"/>
+          <w:sz w:val="24"/>
+          <w:szCs w:val="24"/>
+        </w:rPr>
+        <w:t xml:space="preserve"> </w:t>
+      </w:r>
+      <w:r>
+        <w:rPr>
+          <w:rFonts w:ascii="Consolas" w:eastAsiaTheme="minorHAnsi" w:hAnsi="Consolas" w:cs="Consolas" w:hint="eastAsia"/>
+          <w:sz w:val="24"/>
+          <w:szCs w:val="24"/>
+        </w:rPr>
+        <w:t>자연수</w:t>
       </w:r>
       <w:r>
         <w:rPr>
@@ -8678,31 +9214,63 @@
           <w:sz w:val="24"/>
           <w:szCs w:val="24"/>
         </w:rPr>
-        <w:t>서로</w:t>
-      </w:r>
-      <w:r>
-        <w:rPr>
-          <w:rFonts w:ascii="Consolas" w:eastAsiaTheme="minorHAnsi" w:hAnsi="Consolas" w:cs="Consolas" w:hint="eastAsia"/>
-          <w:sz w:val="24"/>
-          <w:szCs w:val="24"/>
-        </w:rPr>
-        <w:t xml:space="preserve"> </w:t>
-      </w:r>
-      <w:r>
-        <w:rPr>
-          <w:rFonts w:ascii="Consolas" w:eastAsiaTheme="minorHAnsi" w:hAnsi="Consolas" w:cs="Consolas" w:hint="eastAsia"/>
-          <w:sz w:val="24"/>
-          <w:szCs w:val="24"/>
-        </w:rPr>
-        <w:t>다른</w:t>
-      </w:r>
-      <w:r>
-        <w:rPr>
-          <w:rFonts w:ascii="Consolas" w:eastAsiaTheme="minorHAnsi" w:hAnsi="Consolas" w:cs="Consolas" w:hint="eastAsia"/>
-          <w:sz w:val="24"/>
-          <w:szCs w:val="24"/>
-        </w:rPr>
-        <w:t xml:space="preserve"> </w:t>
+        <w:t>한</w:t>
+      </w:r>
+      <w:r>
+        <w:rPr>
+          <w:rFonts w:ascii="Consolas" w:eastAsiaTheme="minorHAnsi" w:hAnsi="Consolas" w:cs="Consolas" w:hint="eastAsia"/>
+          <w:sz w:val="24"/>
+          <w:szCs w:val="24"/>
+        </w:rPr>
+        <w:t xml:space="preserve"> </w:t>
+      </w:r>
+      <w:r>
+        <w:rPr>
+          <w:rFonts w:ascii="Consolas" w:eastAsiaTheme="minorHAnsi" w:hAnsi="Consolas" w:cs="Consolas" w:hint="eastAsia"/>
+          <w:sz w:val="24"/>
+          <w:szCs w:val="24"/>
+        </w:rPr>
+        <w:t>자리</w:t>
+      </w:r>
+      <w:r>
+        <w:rPr>
+          <w:rFonts w:ascii="Consolas" w:eastAsiaTheme="minorHAnsi" w:hAnsi="Consolas" w:cs="Consolas" w:hint="eastAsia"/>
+          <w:sz w:val="24"/>
+          <w:szCs w:val="24"/>
+        </w:rPr>
+        <w:t xml:space="preserve"> </w:t>
+      </w:r>
+      <w:r>
+        <w:rPr>
+          <w:rFonts w:ascii="Consolas" w:eastAsiaTheme="minorHAnsi" w:hAnsi="Consolas" w:cs="Consolas" w:hint="eastAsia"/>
+          <w:sz w:val="24"/>
+          <w:szCs w:val="24"/>
+        </w:rPr>
+        <w:t>수의</w:t>
+      </w:r>
+      <w:r>
+        <w:rPr>
+          <w:rFonts w:ascii="Consolas" w:eastAsiaTheme="minorHAnsi" w:hAnsi="Consolas" w:cs="Consolas" w:hint="eastAsia"/>
+          <w:sz w:val="24"/>
+          <w:szCs w:val="24"/>
+        </w:rPr>
+        <w:t xml:space="preserve"> </w:t>
+      </w:r>
+      <w:r>
+        <w:rPr>
+          <w:rFonts w:ascii="Consolas" w:eastAsiaTheme="minorHAnsi" w:hAnsi="Consolas" w:cs="Consolas" w:hint="eastAsia"/>
+          <w:sz w:val="24"/>
+          <w:szCs w:val="24"/>
+        </w:rPr>
+        <w:t>개수를</w:t>
+      </w:r>
+      <w:r>
+        <w:rPr>
+          <w:rFonts w:ascii="Consolas" w:eastAsiaTheme="minorHAnsi" w:hAnsi="Consolas" w:cs="Consolas" w:hint="eastAsia"/>
+          <w:sz w:val="24"/>
+          <w:szCs w:val="24"/>
+        </w:rPr>
+        <w:t xml:space="preserve"> A, </w:t>
       </w:r>
       <w:r>
         <w:rPr>
@@ -8726,151 +9294,220 @@
           <w:sz w:val="24"/>
           <w:szCs w:val="24"/>
         </w:rPr>
-        <w:t>수</w:t>
-      </w:r>
-      <w:r>
-        <w:rPr>
-          <w:rFonts w:ascii="Consolas" w:eastAsiaTheme="minorHAnsi" w:hAnsi="Consolas" w:cs="Consolas" w:hint="eastAsia"/>
-          <w:sz w:val="24"/>
-          <w:szCs w:val="24"/>
-        </w:rPr>
-        <w:t xml:space="preserve"> </w:t>
-      </w:r>
-      <w:r>
-        <w:rPr>
-          <w:rFonts w:ascii="Consolas" w:eastAsiaTheme="minorHAnsi" w:hAnsi="Consolas" w:cs="Consolas" w:hint="eastAsia"/>
-          <w:sz w:val="24"/>
-          <w:szCs w:val="24"/>
-        </w:rPr>
-        <w:t>x, y(x &lt; y)</w:t>
-      </w:r>
-      <w:r>
-        <w:rPr>
-          <w:rFonts w:ascii="Consolas" w:eastAsiaTheme="minorHAnsi" w:hAnsi="Consolas" w:cs="Consolas" w:hint="eastAsia"/>
-          <w:sz w:val="24"/>
-          <w:szCs w:val="24"/>
-        </w:rPr>
-        <w:t>를</w:t>
-      </w:r>
-      <w:r>
-        <w:rPr>
-          <w:rFonts w:ascii="Consolas" w:eastAsiaTheme="minorHAnsi" w:hAnsi="Consolas" w:cs="Consolas" w:hint="eastAsia"/>
-          <w:sz w:val="24"/>
-          <w:szCs w:val="24"/>
-        </w:rPr>
-        <w:t xml:space="preserve"> </w:t>
-      </w:r>
-      <w:r>
-        <w:rPr>
-          <w:rFonts w:ascii="Consolas" w:eastAsiaTheme="minorHAnsi" w:hAnsi="Consolas" w:cs="Consolas" w:hint="eastAsia"/>
-          <w:sz w:val="24"/>
-          <w:szCs w:val="24"/>
-        </w:rPr>
-        <w:t>골라서</w:t>
-      </w:r>
-      <w:r>
-        <w:rPr>
-          <w:rFonts w:ascii="Consolas" w:eastAsiaTheme="minorHAnsi" w:hAnsi="Consolas" w:cs="Consolas" w:hint="eastAsia"/>
-          <w:sz w:val="24"/>
-          <w:szCs w:val="24"/>
-        </w:rPr>
-        <w:t xml:space="preserve"> </w:t>
-      </w:r>
-      <w:r>
-        <w:rPr>
-          <w:rFonts w:ascii="Consolas" w:eastAsiaTheme="minorHAnsi" w:hAnsi="Consolas" w:cs="Consolas" w:hint="eastAsia"/>
-          <w:sz w:val="24"/>
-          <w:szCs w:val="24"/>
-        </w:rPr>
-        <w:t>곱한</w:t>
-      </w:r>
-      <w:r>
-        <w:rPr>
-          <w:rFonts w:ascii="Consolas" w:eastAsiaTheme="minorHAnsi" w:hAnsi="Consolas" w:cs="Consolas" w:hint="eastAsia"/>
-          <w:sz w:val="24"/>
-          <w:szCs w:val="24"/>
-        </w:rPr>
-        <w:t xml:space="preserve"> </w:t>
-      </w:r>
-      <w:r>
-        <w:rPr>
-          <w:rFonts w:ascii="Consolas" w:eastAsiaTheme="minorHAnsi" w:hAnsi="Consolas" w:cs="Consolas" w:hint="eastAsia"/>
-          <w:sz w:val="24"/>
-          <w:szCs w:val="24"/>
-        </w:rPr>
-        <w:t>값들을</w:t>
-      </w:r>
-      <w:r>
-        <w:rPr>
-          <w:rFonts w:ascii="Consolas" w:eastAsiaTheme="minorHAnsi" w:hAnsi="Consolas" w:cs="Consolas" w:hint="eastAsia"/>
-          <w:sz w:val="24"/>
-          <w:szCs w:val="24"/>
-        </w:rPr>
-        <w:t xml:space="preserve"> </w:t>
-      </w:r>
-      <w:r>
-        <w:rPr>
-          <w:rFonts w:ascii="Consolas" w:eastAsiaTheme="minorHAnsi" w:hAnsi="Consolas" w:cs="Consolas" w:hint="eastAsia"/>
-          <w:sz w:val="24"/>
-          <w:szCs w:val="24"/>
-        </w:rPr>
-        <w:t>모두</w:t>
-      </w:r>
-      <w:r>
-        <w:rPr>
-          <w:rFonts w:ascii="Consolas" w:eastAsiaTheme="minorHAnsi" w:hAnsi="Consolas" w:cs="Consolas" w:hint="eastAsia"/>
-          <w:sz w:val="24"/>
-          <w:szCs w:val="24"/>
-        </w:rPr>
-        <w:t xml:space="preserve"> </w:t>
-      </w:r>
-      <w:r>
-        <w:rPr>
-          <w:rFonts w:ascii="Consolas" w:eastAsiaTheme="minorHAnsi" w:hAnsi="Consolas" w:cs="Consolas" w:hint="eastAsia"/>
-          <w:sz w:val="24"/>
-          <w:szCs w:val="24"/>
-        </w:rPr>
-        <w:t>더하면</w:t>
-      </w:r>
-      <w:r>
-        <w:rPr>
-          <w:rFonts w:ascii="Consolas" w:eastAsiaTheme="minorHAnsi" w:hAnsi="Consolas" w:cs="Consolas" w:hint="eastAsia"/>
-          <w:sz w:val="24"/>
-          <w:szCs w:val="24"/>
-        </w:rPr>
-        <w:t>?</w:t>
-      </w:r>
-    </w:p>
-    <w:p>
-      <w:pPr>
-        <w:pStyle w:val="a7"/>
-        <w:ind w:leftChars="0" w:left="400"/>
-        <w:rPr>
-          <w:rFonts w:ascii="Consolas" w:eastAsiaTheme="minorHAnsi" w:hAnsi="Consolas" w:cs="맑은 고딕"/>
-          <w:sz w:val="24"/>
-          <w:szCs w:val="24"/>
-        </w:rPr>
-      </w:pPr>
-      <w:r>
-        <w:rPr>
-          <w:rFonts w:ascii="Consolas" w:eastAsiaTheme="minorHAnsi" w:hAnsi="Consolas" w:cs="Consolas"/>
-          <w:sz w:val="24"/>
-          <w:szCs w:val="24"/>
-        </w:rPr>
-        <w:t>(</w:t>
-      </w:r>
-      <w:r>
-        <w:rPr>
-          <w:rFonts w:ascii="Consolas" w:eastAsiaTheme="minorHAnsi" w:hAnsi="Consolas" w:cs="Consolas" w:hint="eastAsia"/>
-          <w:sz w:val="24"/>
-          <w:szCs w:val="24"/>
-        </w:rPr>
-        <w:t>고</w:t>
+        <w:t>자리</w:t>
+      </w:r>
+      <w:r>
+        <w:rPr>
+          <w:rFonts w:ascii="Consolas" w:eastAsiaTheme="minorHAnsi" w:hAnsi="Consolas" w:cs="Consolas" w:hint="eastAsia"/>
+          <w:sz w:val="24"/>
+          <w:szCs w:val="24"/>
+        </w:rPr>
+        <w:t xml:space="preserve"> </w:t>
+      </w:r>
+      <w:r>
+        <w:rPr>
+          <w:rFonts w:ascii="Consolas" w:eastAsiaTheme="minorHAnsi" w:hAnsi="Consolas" w:cs="Consolas" w:hint="eastAsia"/>
+          <w:sz w:val="24"/>
+          <w:szCs w:val="24"/>
+        </w:rPr>
+        <w:t>수의</w:t>
+      </w:r>
+      <w:r>
+        <w:rPr>
+          <w:rFonts w:ascii="Consolas" w:eastAsiaTheme="minorHAnsi" w:hAnsi="Consolas" w:cs="Consolas" w:hint="eastAsia"/>
+          <w:sz w:val="24"/>
+          <w:szCs w:val="24"/>
+        </w:rPr>
+        <w:t xml:space="preserve"> </w:t>
+      </w:r>
+      <w:r>
+        <w:rPr>
+          <w:rFonts w:ascii="Consolas" w:eastAsiaTheme="minorHAnsi" w:hAnsi="Consolas" w:cs="Consolas" w:hint="eastAsia"/>
+          <w:sz w:val="24"/>
+          <w:szCs w:val="24"/>
+        </w:rPr>
+        <w:t>개수를</w:t>
+      </w:r>
+      <w:r>
+        <w:rPr>
+          <w:rFonts w:ascii="Consolas" w:eastAsiaTheme="minorHAnsi" w:hAnsi="Consolas" w:cs="Consolas" w:hint="eastAsia"/>
+          <w:sz w:val="24"/>
+          <w:szCs w:val="24"/>
+        </w:rPr>
+        <w:t xml:space="preserve"> B, </w:t>
+      </w:r>
+      <w:r>
+        <w:rPr>
+          <w:rFonts w:ascii="Consolas" w:eastAsiaTheme="minorHAnsi" w:hAnsi="Consolas" w:cs="Consolas" w:hint="eastAsia"/>
+          <w:sz w:val="24"/>
+          <w:szCs w:val="24"/>
+        </w:rPr>
+        <w:t>세</w:t>
+      </w:r>
+      <w:r>
+        <w:rPr>
+          <w:rFonts w:ascii="Consolas" w:eastAsiaTheme="minorHAnsi" w:hAnsi="Consolas" w:cs="Consolas" w:hint="eastAsia"/>
+          <w:sz w:val="24"/>
+          <w:szCs w:val="24"/>
+        </w:rPr>
+        <w:t xml:space="preserve"> </w:t>
+      </w:r>
+      <w:r>
+        <w:rPr>
+          <w:rFonts w:ascii="Consolas" w:eastAsiaTheme="minorHAnsi" w:hAnsi="Consolas" w:cs="Consolas" w:hint="eastAsia"/>
+          <w:sz w:val="24"/>
+          <w:szCs w:val="24"/>
+        </w:rPr>
+        <w:t>자리</w:t>
+      </w:r>
+      <w:r>
+        <w:rPr>
+          <w:rFonts w:ascii="Consolas" w:eastAsiaTheme="minorHAnsi" w:hAnsi="Consolas" w:cs="Consolas" w:hint="eastAsia"/>
+          <w:sz w:val="24"/>
+          <w:szCs w:val="24"/>
+        </w:rPr>
+        <w:t xml:space="preserve"> </w:t>
+      </w:r>
+      <w:r>
+        <w:rPr>
+          <w:rFonts w:ascii="Consolas" w:eastAsiaTheme="minorHAnsi" w:hAnsi="Consolas" w:cs="Consolas" w:hint="eastAsia"/>
+          <w:sz w:val="24"/>
+          <w:szCs w:val="24"/>
+        </w:rPr>
+        <w:t>수의</w:t>
+      </w:r>
+      <w:r>
+        <w:rPr>
+          <w:rFonts w:ascii="Consolas" w:eastAsiaTheme="minorHAnsi" w:hAnsi="Consolas" w:cs="Consolas" w:hint="eastAsia"/>
+          <w:sz w:val="24"/>
+          <w:szCs w:val="24"/>
+        </w:rPr>
+        <w:t xml:space="preserve"> </w:t>
+      </w:r>
+      <w:r>
+        <w:rPr>
+          <w:rFonts w:ascii="Consolas" w:eastAsiaTheme="minorHAnsi" w:hAnsi="Consolas" w:cs="Consolas" w:hint="eastAsia"/>
+          <w:sz w:val="24"/>
+          <w:szCs w:val="24"/>
+        </w:rPr>
+        <w:t>개수를</w:t>
+      </w:r>
+      <w:r>
+        <w:rPr>
+          <w:rFonts w:ascii="Consolas" w:eastAsiaTheme="minorHAnsi" w:hAnsi="Consolas" w:cs="Consolas" w:hint="eastAsia"/>
+          <w:sz w:val="24"/>
+          <w:szCs w:val="24"/>
+        </w:rPr>
+        <w:t xml:space="preserve"> C</w:t>
+      </w:r>
+      <w:r>
+        <w:rPr>
+          <w:rFonts w:ascii="Consolas" w:eastAsiaTheme="minorHAnsi" w:hAnsi="Consolas" w:cs="Consolas" w:hint="eastAsia"/>
+          <w:sz w:val="24"/>
+          <w:szCs w:val="24"/>
+        </w:rPr>
+        <w:t>라고</w:t>
+      </w:r>
+      <w:r>
+        <w:rPr>
+          <w:rFonts w:ascii="Consolas" w:eastAsiaTheme="minorHAnsi" w:hAnsi="Consolas" w:cs="Consolas" w:hint="eastAsia"/>
+          <w:sz w:val="24"/>
+          <w:szCs w:val="24"/>
+        </w:rPr>
+        <w:t xml:space="preserve"> </w:t>
+      </w:r>
+      <w:r>
+        <w:rPr>
+          <w:rFonts w:ascii="Consolas" w:eastAsiaTheme="minorHAnsi" w:hAnsi="Consolas" w:cs="Consolas" w:hint="eastAsia"/>
+          <w:sz w:val="24"/>
+          <w:szCs w:val="24"/>
+        </w:rPr>
+        <w:t>하자</w:t>
+      </w:r>
+      <w:r>
+        <w:rPr>
+          <w:rFonts w:ascii="Consolas" w:eastAsiaTheme="minorHAnsi" w:hAnsi="Consolas" w:cs="Consolas" w:hint="eastAsia"/>
+          <w:sz w:val="24"/>
+          <w:szCs w:val="24"/>
+        </w:rPr>
+        <w:t>.</w:t>
+      </w:r>
+      <w:r>
+        <w:rPr>
+          <w:rFonts w:ascii="Consolas" w:eastAsiaTheme="minorHAnsi" w:hAnsi="Consolas" w:cs="Consolas"/>
+          <w:sz w:val="24"/>
+          <w:szCs w:val="24"/>
+        </w:rPr>
+        <w:t xml:space="preserve"> </w:t>
       </w:r>
       <w:bookmarkStart w:id="0" w:name="_GoBack"/>
       <w:bookmarkEnd w:id="0"/>
       <w:r>
         <w:rPr>
+          <w:rFonts w:ascii="Consolas" w:eastAsiaTheme="minorHAnsi" w:hAnsi="Consolas" w:cs="Consolas" w:hint="eastAsia"/>
+          <w:sz w:val="24"/>
+          <w:szCs w:val="24"/>
+        </w:rPr>
+        <w:t>A + 2B + 3C</w:t>
+      </w:r>
+      <w:r>
+        <w:rPr>
+          <w:rFonts w:ascii="Consolas" w:eastAsiaTheme="minorHAnsi" w:hAnsi="Consolas" w:cs="Consolas" w:hint="eastAsia"/>
+          <w:sz w:val="24"/>
+          <w:szCs w:val="24"/>
+        </w:rPr>
+        <w:t>의</w:t>
+      </w:r>
+      <w:r>
+        <w:rPr>
+          <w:rFonts w:ascii="Consolas" w:eastAsiaTheme="minorHAnsi" w:hAnsi="Consolas" w:cs="Consolas" w:hint="eastAsia"/>
+          <w:sz w:val="24"/>
+          <w:szCs w:val="24"/>
+        </w:rPr>
+        <w:t xml:space="preserve"> </w:t>
+      </w:r>
+      <w:r>
+        <w:rPr>
+          <w:rFonts w:ascii="Consolas" w:eastAsiaTheme="minorHAnsi" w:hAnsi="Consolas" w:cs="Consolas" w:hint="eastAsia"/>
+          <w:sz w:val="24"/>
+          <w:szCs w:val="24"/>
+        </w:rPr>
+        <w:t>값은</w:t>
+      </w:r>
+      <w:r>
+        <w:rPr>
+          <w:rFonts w:ascii="Consolas" w:eastAsiaTheme="minorHAnsi" w:hAnsi="Consolas" w:cs="Consolas" w:hint="eastAsia"/>
+          <w:sz w:val="24"/>
+          <w:szCs w:val="24"/>
+        </w:rPr>
+        <w:t>?</w:t>
+      </w:r>
+      <w:r>
+        <w:rPr>
+          <w:rFonts w:ascii="Consolas" w:eastAsiaTheme="minorHAnsi" w:hAnsi="Consolas" w:cs="Consolas"/>
+          <w:sz w:val="24"/>
+          <w:szCs w:val="24"/>
+        </w:rPr>
+        <w:t xml:space="preserve"> </w:t>
+      </w:r>
+      <w:r>
+        <w:rPr>
+          <w:rFonts w:ascii="Consolas" w:eastAsiaTheme="minorHAnsi" w:hAnsi="Consolas" w:cs="Consolas"/>
+          <w:sz w:val="24"/>
+          <w:szCs w:val="24"/>
+        </w:rPr>
+        <w:t>(</w:t>
+      </w:r>
+      <w:r>
+        <w:rPr>
+          <w:rFonts w:ascii="Consolas" w:eastAsiaTheme="minorHAnsi" w:hAnsi="Consolas" w:cs="Consolas" w:hint="eastAsia"/>
+          <w:sz w:val="24"/>
+          <w:szCs w:val="24"/>
+        </w:rPr>
+        <w:t>고</w:t>
+      </w:r>
+      <w:r>
+        <w:rPr>
           <w:rFonts w:ascii="Consolas" w:eastAsiaTheme="minorHAnsi" w:hAnsi="Consolas" w:cs="Consolas"/>
           <w:sz w:val="24"/>
           <w:szCs w:val="24"/>
@@ -8883,7 +9520,15 @@
           <w:sz w:val="24"/>
           <w:szCs w:val="24"/>
         </w:rPr>
-        <w:t xml:space="preserve"> 2024</w:t>
+        <w:t xml:space="preserve"> 202</w:t>
+      </w:r>
+      <w:r>
+        <w:rPr>
+          <w:rFonts w:ascii="Consolas" w:eastAsiaTheme="minorHAnsi" w:hAnsi="Consolas" w:cs="Consolas"/>
+          <w:sz w:val="24"/>
+          <w:szCs w:val="24"/>
+        </w:rPr>
+        <w:t>5</w:t>
       </w:r>
       <w:r>
         <w:rPr>
@@ -8907,7 +9552,7 @@
           <w:sz w:val="24"/>
           <w:szCs w:val="24"/>
         </w:rPr>
-        <w:t>1</w:t>
+        <w:t>5</w:t>
       </w:r>
       <w:r>
         <w:rPr>
@@ -8954,7 +9599,7 @@
             <w:tcBorders>
               <w:top w:val="single" w:sz="8" w:space="0" w:color="FFFFFF"/>
               <w:left w:val="single" w:sz="8" w:space="0" w:color="FFFFFF"/>
-              <w:bottom w:val="single" w:sz="8" w:space="0" w:color="FFFFFF"/>
+              <w:bottom w:val="single" w:sz="4" w:space="0" w:color="auto"/>
               <w:right w:val="single" w:sz="8" w:space="0" w:color="FFFFFF"/>
             </w:tcBorders>
             <w:shd w:val="clear" w:color="auto" w:fill="auto"/>
@@ -8968,35 +9613,38 @@
           <w:p>
             <w:pPr>
               <w:widowControl w:val="0"/>
-              <w:pBdr>
-                <w:top w:val="nil"/>
-                <w:left w:val="nil"/>
-                <w:bottom w:val="nil"/>
-                <w:right w:val="nil"/>
-                <w:between w:val="nil"/>
-              </w:pBdr>
               <w:spacing w:line="240" w:lineRule="auto"/>
               <w:rPr>
-                <w:rFonts w:asciiTheme="minorHAnsi" w:eastAsiaTheme="minorHAnsi" w:hAnsiTheme="minorHAnsi" w:cs="Consolas"/>
+                <w:rFonts w:ascii="Consolas" w:eastAsiaTheme="minorHAnsi" w:hAnsi="Consolas" w:cs="Consolas"/>
                 <w:sz w:val="24"/>
                 <w:szCs w:val="24"/>
               </w:rPr>
             </w:pPr>
             <w:r>
               <w:rPr>
-                <w:rFonts w:asciiTheme="minorHAnsi" w:eastAsiaTheme="minorHAnsi" w:hAnsiTheme="minorHAnsi" w:cs="Consolas"/>
+                <w:rFonts w:ascii="Consolas" w:eastAsiaTheme="minorHAnsi" w:hAnsi="Consolas" w:cs="Consolas"/>
                 <w:sz w:val="24"/>
                 <w:szCs w:val="24"/>
               </w:rPr>
-              <w:t>① 2</w:t>
+              <w:t>정답</w:t>
             </w:r>
             <w:r>
               <w:rPr>
-                <w:rFonts w:asciiTheme="minorHAnsi" w:eastAsiaTheme="minorHAnsi" w:hAnsiTheme="minorHAnsi" w:cs="Consolas"/>
+                <w:rFonts w:ascii="Consolas" w:eastAsiaTheme="minorHAnsi" w:hAnsi="Consolas" w:cs="Consolas"/>
                 <w:sz w:val="24"/>
                 <w:szCs w:val="24"/>
               </w:rPr>
-              <w:t>1</w:t>
+              <w:t xml:space="preserve">: </w:t>
+            </w:r>
+            <w:r>
+              <w:rPr>
+                <w:rFonts w:ascii="Consolas" w:eastAsiaTheme="minorHAnsi" w:hAnsi="Consolas" w:cs="Consolas"/>
+                <w:b/>
+                <w:color w:val="FF0000"/>
+                <w:sz w:val="24"/>
+                <w:szCs w:val="24"/>
+              </w:rPr>
+              <w:t>845</w:t>
             </w:r>
           </w:p>
         </w:tc>
@@ -9006,7 +9654,7 @@
             <w:tcBorders>
               <w:top w:val="single" w:sz="8" w:space="0" w:color="FFFFFF"/>
               <w:left w:val="single" w:sz="8" w:space="0" w:color="FFFFFF"/>
-              <w:bottom w:val="single" w:sz="8" w:space="0" w:color="FFFFFF"/>
+              <w:bottom w:val="single" w:sz="4" w:space="0" w:color="auto"/>
               <w:right w:val="single" w:sz="8" w:space="0" w:color="FFFFFF"/>
             </w:tcBorders>
             <w:shd w:val="clear" w:color="auto" w:fill="auto"/>
@@ -9020,36 +9668,13 @@
           <w:p>
             <w:pPr>
               <w:widowControl w:val="0"/>
-              <w:pBdr>
-                <w:top w:val="nil"/>
-                <w:left w:val="nil"/>
-                <w:bottom w:val="nil"/>
-                <w:right w:val="nil"/>
-                <w:between w:val="nil"/>
-              </w:pBdr>
               <w:spacing w:line="240" w:lineRule="auto"/>
               <w:rPr>
-                <w:rFonts w:asciiTheme="minorHAnsi" w:eastAsiaTheme="minorHAnsi" w:hAnsiTheme="minorHAnsi" w:cs="Consolas"/>
+                <w:rFonts w:ascii="Consolas" w:eastAsiaTheme="minorHAnsi" w:hAnsi="Consolas" w:cs="Consolas"/>
                 <w:sz w:val="24"/>
                 <w:szCs w:val="24"/>
               </w:rPr>
             </w:pPr>
-            <w:r>
-              <w:rPr>
-                <w:rFonts w:asciiTheme="minorHAnsi" w:eastAsiaTheme="minorHAnsi" w:hAnsiTheme="minorHAnsi" w:cs="Consolas"/>
-                <w:sz w:val="24"/>
-                <w:szCs w:val="24"/>
-              </w:rPr>
-              <w:t xml:space="preserve">② </w:t>
-            </w:r>
-            <w:r>
-              <w:rPr>
-                <w:rFonts w:asciiTheme="minorHAnsi" w:eastAsiaTheme="minorHAnsi" w:hAnsiTheme="minorHAnsi" w:cs="Consolas"/>
-                <w:sz w:val="24"/>
-                <w:szCs w:val="24"/>
-              </w:rPr>
-              <w:t>91</w:t>
-            </w:r>
           </w:p>
         </w:tc>
         <w:tc>
@@ -9058,7 +9683,7 @@
             <w:tcBorders>
               <w:top w:val="single" w:sz="8" w:space="0" w:color="FFFFFF"/>
               <w:left w:val="single" w:sz="8" w:space="0" w:color="FFFFFF"/>
-              <w:bottom w:val="single" w:sz="8" w:space="0" w:color="FFFFFF"/>
+              <w:bottom w:val="single" w:sz="4" w:space="0" w:color="auto"/>
               <w:right w:val="single" w:sz="8" w:space="0" w:color="FFFFFF"/>
             </w:tcBorders>
             <w:shd w:val="clear" w:color="auto" w:fill="auto"/>
@@ -9072,41 +9697,13 @@
           <w:p>
             <w:pPr>
               <w:widowControl w:val="0"/>
-              <w:pBdr>
-                <w:top w:val="nil"/>
-                <w:left w:val="nil"/>
-                <w:bottom w:val="nil"/>
-                <w:right w:val="nil"/>
-                <w:between w:val="nil"/>
-              </w:pBdr>
               <w:spacing w:line="240" w:lineRule="auto"/>
               <w:rPr>
-                <w:rFonts w:asciiTheme="minorHAnsi" w:eastAsiaTheme="minorHAnsi" w:hAnsiTheme="minorHAnsi" w:cs="Consolas"/>
-                <w:b/>
+                <w:rFonts w:ascii="Consolas" w:eastAsiaTheme="minorHAnsi" w:hAnsi="Consolas" w:cs="Consolas"/>
                 <w:sz w:val="24"/>
                 <w:szCs w:val="24"/>
               </w:rPr>
             </w:pPr>
-            <w:r>
-              <w:rPr>
-                <w:rFonts w:asciiTheme="minorHAnsi" w:eastAsiaTheme="minorHAnsi" w:hAnsiTheme="minorHAnsi" w:cs="Consolas"/>
-                <w:b/>
-                <w:color w:val="FF0000"/>
-                <w:sz w:val="24"/>
-                <w:szCs w:val="24"/>
-              </w:rPr>
-              <w:t xml:space="preserve">③ </w:t>
-            </w:r>
-            <w:r>
-              <w:rPr>
-                <w:rFonts w:asciiTheme="minorHAnsi" w:eastAsiaTheme="minorHAnsi" w:hAnsiTheme="minorHAnsi" w:cs="Consolas"/>
-                <w:b/>
-                <w:color w:val="FF0000"/>
-                <w:sz w:val="24"/>
-                <w:szCs w:val="24"/>
-              </w:rPr>
-              <w:t>175</w:t>
-            </w:r>
           </w:p>
         </w:tc>
         <w:tc>
@@ -9115,7 +9712,7 @@
             <w:tcBorders>
               <w:top w:val="single" w:sz="8" w:space="0" w:color="FFFFFF"/>
               <w:left w:val="single" w:sz="8" w:space="0" w:color="FFFFFF"/>
-              <w:bottom w:val="single" w:sz="8" w:space="0" w:color="FFFFFF"/>
+              <w:bottom w:val="single" w:sz="4" w:space="0" w:color="auto"/>
               <w:right w:val="single" w:sz="8" w:space="0" w:color="FFFFFF"/>
             </w:tcBorders>
             <w:shd w:val="clear" w:color="auto" w:fill="auto"/>
@@ -9129,36 +9726,13 @@
           <w:p>
             <w:pPr>
               <w:widowControl w:val="0"/>
-              <w:pBdr>
-                <w:top w:val="nil"/>
-                <w:left w:val="nil"/>
-                <w:bottom w:val="nil"/>
-                <w:right w:val="nil"/>
-                <w:between w:val="nil"/>
-              </w:pBdr>
               <w:spacing w:line="240" w:lineRule="auto"/>
               <w:rPr>
-                <w:rFonts w:asciiTheme="minorHAnsi" w:eastAsiaTheme="minorHAnsi" w:hAnsiTheme="minorHAnsi" w:cs="Consolas"/>
+                <w:rFonts w:ascii="Consolas" w:eastAsiaTheme="minorHAnsi" w:hAnsi="Consolas" w:cs="Consolas"/>
                 <w:sz w:val="24"/>
                 <w:szCs w:val="24"/>
               </w:rPr>
             </w:pPr>
-            <w:r>
-              <w:rPr>
-                <w:rFonts w:asciiTheme="minorHAnsi" w:eastAsiaTheme="minorHAnsi" w:hAnsiTheme="minorHAnsi" w:cs="Consolas"/>
-                <w:sz w:val="24"/>
-                <w:szCs w:val="24"/>
-              </w:rPr>
-              <w:t xml:space="preserve">④ </w:t>
-            </w:r>
-            <w:r>
-              <w:rPr>
-                <w:rFonts w:asciiTheme="minorHAnsi" w:eastAsiaTheme="minorHAnsi" w:hAnsiTheme="minorHAnsi" w:cs="Consolas"/>
-                <w:sz w:val="24"/>
-                <w:szCs w:val="24"/>
-              </w:rPr>
-              <w:t>350</w:t>
-            </w:r>
           </w:p>
         </w:tc>
         <w:tc>
@@ -9167,7 +9741,7 @@
             <w:tcBorders>
               <w:top w:val="single" w:sz="8" w:space="0" w:color="FFFFFF"/>
               <w:left w:val="single" w:sz="8" w:space="0" w:color="FFFFFF"/>
-              <w:bottom w:val="single" w:sz="8" w:space="0" w:color="FFFFFF"/>
+              <w:bottom w:val="single" w:sz="4" w:space="0" w:color="auto"/>
               <w:right w:val="single" w:sz="8" w:space="0" w:color="FFFFFF"/>
             </w:tcBorders>
             <w:shd w:val="clear" w:color="auto" w:fill="auto"/>
@@ -9181,36 +9755,13 @@
           <w:p>
             <w:pPr>
               <w:widowControl w:val="0"/>
-              <w:pBdr>
-                <w:top w:val="nil"/>
-                <w:left w:val="nil"/>
-                <w:bottom w:val="nil"/>
-                <w:right w:val="nil"/>
-                <w:between w:val="nil"/>
-              </w:pBdr>
               <w:spacing w:line="240" w:lineRule="auto"/>
               <w:rPr>
-                <w:rFonts w:asciiTheme="minorHAnsi" w:eastAsiaTheme="minorHAnsi" w:hAnsiTheme="minorHAnsi" w:cs="Consolas"/>
+                <w:rFonts w:ascii="Consolas" w:eastAsiaTheme="minorHAnsi" w:hAnsi="Consolas" w:cs="Consolas"/>
                 <w:sz w:val="24"/>
                 <w:szCs w:val="24"/>
               </w:rPr>
             </w:pPr>
-            <w:r>
-              <w:rPr>
-                <w:rFonts w:asciiTheme="minorHAnsi" w:eastAsiaTheme="minorHAnsi" w:hAnsiTheme="minorHAnsi" w:cs="Consolas"/>
-                <w:sz w:val="24"/>
-                <w:szCs w:val="24"/>
-              </w:rPr>
-              <w:t xml:space="preserve">⑤ </w:t>
-            </w:r>
-            <w:r>
-              <w:rPr>
-                <w:rFonts w:asciiTheme="minorHAnsi" w:eastAsiaTheme="minorHAnsi" w:hAnsiTheme="minorHAnsi" w:cs="Consolas"/>
-                <w:sz w:val="24"/>
-                <w:szCs w:val="24"/>
-              </w:rPr>
-              <w:t>441</w:t>
-            </w:r>
           </w:p>
         </w:tc>
       </w:tr>
@@ -9328,7 +9879,7 @@
                 <w:bCs/>
                 <w:noProof/>
               </w:rPr>
-              <w:t>4</w:t>
+              <w:t>2</w:t>
             </w:r>
             <w:r>
               <w:rPr>
@@ -13396,7 +13947,7 @@
   </w:latentStyles>
   <w:style w:type="paragraph" w:default="1" w:styleId="a">
     <w:name w:val="Normal"/>
-    <w:rsid w:val="000A0F38"/>
+    <w:rsid w:val="00A20BCC"/>
     <w:pPr>
       <w:spacing w:after="0" w:line="276" w:lineRule="auto"/>
       <w:jc w:val="left"/>
